--- a/NexusDocs/templates/requests/14_military_social_center.docx
+++ b/NexusDocs/templates/requests/14_military_social_center.docx
@@ -1185,52 +1185,60 @@
         </w:rPr>
         <w:t xml:space="preserve"> </w:t>
       </w:r>
+      <w:r>
+        <w:rPr>
+          <w:color w:val="000000"/>
+          <w:szCs w:val="26"/>
+        </w:rPr>
+        <w:t xml:space="preserve">2 ст. 7 ФЗ «О Следственном комитете Российской Федерации», ч. 4 ст. 21, ст. 38 УПК РФ прошу Вас сообщить следующую </w:t>
+      </w:r>
+      <w:r>
+        <w:rPr>
+          <w:b/>
+          <w:color w:val="000000"/>
+          <w:szCs w:val="26"/>
+        </w:rPr>
+        <w:t>информацию</w:t>
+      </w:r>
+      <w:r>
+        <w:rPr>
+          <w:color w:val="000000"/>
+          <w:szCs w:val="26"/>
+        </w:rPr>
+        <w:t xml:space="preserve"> в отношении </w:t>
+      </w:r>
+      <w:r>
+        <w:rPr>
+          <w:b/>
+          <w:noProof/>
+          <w:szCs w:val="26"/>
+        </w:rPr>
+        <w:t>{{LAST_NAME_GENITIVE}}</w:t>
+      </w:r>
+      <w:r>
+        <w:rPr>
+          <w:b/>
+          <w:szCs w:val="26"/>
+        </w:rPr>
+        <w:t xml:space="preserve"> </w:t>
+      </w:r>
+      <w:r>
+        <w:rPr>
+          <w:b/>
+          <w:noProof/>
+          <w:szCs w:val="26"/>
+        </w:rPr>
+        <w:t>{{FIRST_NAME_</w:t>
+      </w:r>
       <w:bookmarkStart w:id="1" w:name="_GoBack"/>
       <w:bookmarkEnd w:id="1"/>
       <w:r>
         <w:rPr>
-          <w:color w:val="000000"/>
-          <w:szCs w:val="26"/>
-        </w:rPr>
-        <w:t xml:space="preserve">2 ст. 7 ФЗ «О Следственном комитете Российской Федерации», ч. 4 ст. 21, ст. 38 УПК РФ прошу Вас сообщить следующую </w:t>
-      </w:r>
-      <w:r>
-        <w:rPr>
-          <w:b/>
-          <w:color w:val="000000"/>
-          <w:szCs w:val="26"/>
-        </w:rPr>
-        <w:t>информацию</w:t>
-      </w:r>
-      <w:r>
-        <w:rPr>
-          <w:color w:val="000000"/>
-          <w:szCs w:val="26"/>
-        </w:rPr>
-        <w:t xml:space="preserve"> в отношении </w:t>
-      </w:r>
-      <w:r>
-        <w:rPr>
           <w:b/>
           <w:noProof/>
           <w:szCs w:val="26"/>
         </w:rPr>
-        <w:t>{{LAST_NAME_GENITIVE}}</w:t>
-      </w:r>
-      <w:r>
-        <w:rPr>
-          <w:b/>
-          <w:szCs w:val="26"/>
-        </w:rPr>
-        <w:t xml:space="preserve"> </w:t>
-      </w:r>
-      <w:r>
-        <w:rPr>
-          <w:b/>
-          <w:noProof/>
-          <w:szCs w:val="26"/>
-        </w:rPr>
-        <w:t>{{FIRST_NAME_GENITIVE}}</w:t>
+        <w:t>GENITIVE}}</w:t>
       </w:r>
       <w:r>
         <w:rPr>
@@ -1568,35 +1576,7 @@
           <w:color w:val="000000" w:themeColor="text1"/>
           <w:szCs w:val="28"/>
         </w:rPr>
-        <w:t xml:space="preserve"> а ответ направить в наш адрес первоначально факсом по тел.: </w:t>
-      </w:r>
-      <w:r>
-        <w:rPr>
-          <w:color w:val="000000" w:themeColor="text1"/>
-          <w:szCs w:val="28"/>
-        </w:rPr>
-        <w:br/>
-      </w:r>
-      <w:r>
-        <w:rPr>
-          <w:color w:val="000000" w:themeColor="text1"/>
-          <w:szCs w:val="28"/>
-        </w:rPr>
-        <w:t xml:space="preserve">8 (495) 598-78-51 или электронной почтой по адресу: vso-2402@vso.rsnet.ru, </w:t>
-      </w:r>
-      <w:r>
-        <w:rPr>
-          <w:color w:val="000000" w:themeColor="text1"/>
-          <w:szCs w:val="28"/>
-        </w:rPr>
-        <w:br/>
-      </w:r>
-      <w:r>
-        <w:rPr>
-          <w:color w:val="000000" w:themeColor="text1"/>
-          <w:szCs w:val="28"/>
-        </w:rPr>
-        <w:t>а затем почтой по адресу: 143010, Московская область, п. Власиха, ул. Лесная, д. 37.</w:t>
+        <w:t xml:space="preserve"> а ответ направить в наш адрес первоначально факсом по тел.: 8 (495) 598-78-51 или электронной почтой по адресу: vso-2402@vso.rsnet.ru, а затем почтой по адресу: 143010, Московская область, п. Власиха, ул. Лесная, д. 37.</w:t>
       </w:r>
     </w:p>
     <w:p>
@@ -1656,7 +1636,6 @@
           <w:sz w:val="28"/>
           <w:szCs w:val="28"/>
         </w:rPr>
-        <w:lastRenderedPageBreak/>
         <w:t>СК России по Власихинскому гарнизону</w:t>
       </w:r>
     </w:p>
@@ -1868,7 +1847,6 @@
             </w:rPr>
             <w:t xml:space="preserve">№ </w:t>
           </w:r>
-          <w:proofErr w:type="spellStart"/>
           <w:r>
             <w:rPr>
               <w:sz w:val="18"/>
@@ -1876,7 +1854,6 @@
             </w:rPr>
             <w:t>Исх</w:t>
           </w:r>
-          <w:proofErr w:type="spellEnd"/>
           <w:r>
             <w:rPr>
               <w:sz w:val="18"/>
@@ -3852,7 +3829,7 @@
 </file>
 
 <file path=customXml/itemProps1.xml><?xml version="1.0" encoding="utf-8"?>
-<ds:datastoreItem xmlns:ds="http://schemas.openxmlformats.org/officeDocument/2006/customXml" ds:itemID="{57235775-9984-4A42-8F33-F811B08F3B6C}">
+<ds:datastoreItem xmlns:ds="http://schemas.openxmlformats.org/officeDocument/2006/customXml" ds:itemID="{A6E05EC0-8996-40D8-B760-31A5C06E3434}">
   <ds:schemaRefs>
     <ds:schemaRef ds:uri="http://schemas.openxmlformats.org/officeDocument/2006/bibliography"/>
   </ds:schemaRefs>

--- a/NexusDocs/templates/requests/14_military_social_center.docx
+++ b/NexusDocs/templates/requests/14_military_social_center.docx
@@ -1615,7 +1615,7 @@
           <w:sz w:val="28"/>
           <w:szCs w:val="28"/>
         </w:rPr>
-        <w:t>Следователь военного следственного отдела</w:t>
+        <w:t xml:space="preserve">{{INVESTIGATOR_POSITION_LONG}}</w:t>
       </w:r>
     </w:p>
     <w:p>
@@ -1671,7 +1671,7 @@
           <w:sz w:val="28"/>
           <w:szCs w:val="28"/>
         </w:rPr>
-        <w:t xml:space="preserve">лейтенант юстиции                                                     </w:t>
+        <w:t xml:space="preserve">{{INVESTIGATOR_RANK}}                                                     </w:t>
       </w:r>
       <w:r>
         <w:rPr>
@@ -1687,7 +1687,7 @@
           <w:sz w:val="28"/>
           <w:szCs w:val="28"/>
         </w:rPr>
-        <w:t xml:space="preserve">С.А. </w:t>
+        <w:t xml:space="preserve">{{INVESTIGATOR_INITIALS_SURNAME}}</w:t>
       </w:r>
       <w:proofErr w:type="spellStart"/>
       <w:r>
@@ -1696,7 +1696,7 @@
           <w:sz w:val="28"/>
           <w:szCs w:val="28"/>
         </w:rPr>
-        <w:t>Цомартов</w:t>
+        <w:t xml:space="preserve"/>
       </w:r>
       <w:proofErr w:type="spellEnd"/>
       <w:r>
